--- a/documentation/general/State of the Project.docx
+++ b/documentation/general/State of the Project.docx
@@ -149,6 +149,18 @@
         </w:numPr>
       </w:pPr>
       <w:r>
+        <w:t>IP65 ROHS (300x250x120)</w:t>
+      </w:r>
+    </w:p>
+    <w:p>
+      <w:pPr>
+        <w:pStyle w:val="ListParagraph"/>
+        <w:numPr>
+          <w:ilvl w:val="0"/>
+          <w:numId w:val="2"/>
+        </w:numPr>
+      </w:pPr>
+      <w:r>
         <w:t>1 ISCO 674 Rain Gauge (0.01” tip)</w:t>
       </w:r>
     </w:p>
@@ -173,6 +185,18 @@
         </w:numPr>
       </w:pPr>
       <w:r>
+        <w:t>Uno R3 Board SMD</w:t>
+      </w:r>
+    </w:p>
+    <w:p>
+      <w:pPr>
+        <w:pStyle w:val="ListParagraph"/>
+        <w:numPr>
+          <w:ilvl w:val="0"/>
+          <w:numId w:val="2"/>
+        </w:numPr>
+      </w:pPr>
+      <w:r>
         <w:t>SIM7000 LTE CAT-M1 NB-IoT Cellular + GPS + Antenna Shield Kit for Arduino (SIM7000A)</w:t>
       </w:r>
     </w:p>
@@ -185,7 +209,27 @@
         </w:numPr>
       </w:pPr>
       <w:r>
-        <w:t>1 Hologram.io SIM card</w:t>
+        <w:t xml:space="preserve">SIM7000 Shield </w:t>
+      </w:r>
+      <w:proofErr w:type="spellStart"/>
+      <w:r>
+        <w:t>botletics</w:t>
+      </w:r>
+      <w:proofErr w:type="spellEnd"/>
+      <w:r>
+        <w:t xml:space="preserve"> v6</w:t>
+      </w:r>
+    </w:p>
+    <w:p>
+      <w:pPr>
+        <w:pStyle w:val="ListParagraph"/>
+        <w:numPr>
+          <w:ilvl w:val="0"/>
+          <w:numId w:val="2"/>
+        </w:numPr>
+      </w:pPr>
+      <w:r>
+        <w:t>1 Hologram.io  Global IoT SIM card</w:t>
       </w:r>
     </w:p>
     <w:p>
@@ -220,20 +264,25 @@
           <w:numId w:val="2"/>
         </w:numPr>
       </w:pPr>
-      <w:r>
-        <w:t xml:space="preserve">2 pressure transducers rated for </w:t>
-      </w:r>
-      <w:r>
-        <w:t>5V</w:t>
-      </w:r>
-      <w:r>
-        <w:t xml:space="preserve"> and </w:t>
-      </w:r>
-      <w:r>
-        <w:t>30</w:t>
-      </w:r>
-      <w:r>
-        <w:t xml:space="preserve"> psi</w:t>
+      <w:proofErr w:type="spellStart"/>
+      <w:r>
+        <w:t>Lerdisk</w:t>
+      </w:r>
+      <w:proofErr w:type="spellEnd"/>
+      <w:r>
+        <w:t xml:space="preserve"> Class B</w:t>
+      </w:r>
+    </w:p>
+    <w:p>
+      <w:pPr>
+        <w:pStyle w:val="ListParagraph"/>
+        <w:numPr>
+          <w:ilvl w:val="0"/>
+          <w:numId w:val="2"/>
+        </w:numPr>
+      </w:pPr>
+      <w:r>
+        <w:t>2 pressure transducers rated for 5V and 30 psi</w:t>
       </w:r>
     </w:p>
     <w:p>
@@ -257,31 +306,56 @@
         </w:numPr>
       </w:pPr>
       <w:r>
-        <w:t xml:space="preserve">1 </w:t>
-      </w:r>
-      <w:r>
-        <w:t xml:space="preserve">Grove </w:t>
-      </w:r>
-      <w:r>
-        <w:t xml:space="preserve">Water Level sensor </w:t>
-      </w:r>
-      <w:r>
-        <w:t>(10 cm)</w:t>
-      </w:r>
-    </w:p>
-    <w:p>
-      <w:pPr>
-        <w:pStyle w:val="ListParagraph"/>
-        <w:numPr>
-          <w:ilvl w:val="0"/>
-          <w:numId w:val="2"/>
-        </w:numPr>
-      </w:pPr>
-      <w:r>
-        <w:t xml:space="preserve">1 </w:t>
-      </w:r>
-      <w:r>
-        <w:t>6V 5W Solar panel</w:t>
+        <w:t>FS400-SHT31</w:t>
+      </w:r>
+    </w:p>
+    <w:p>
+      <w:pPr>
+        <w:pStyle w:val="ListParagraph"/>
+        <w:numPr>
+          <w:ilvl w:val="0"/>
+          <w:numId w:val="2"/>
+        </w:numPr>
+      </w:pPr>
+      <w:r>
+        <w:t>1 Grove Water Level sensor (10 cm)</w:t>
+      </w:r>
+    </w:p>
+    <w:p>
+      <w:pPr>
+        <w:pStyle w:val="ListParagraph"/>
+        <w:numPr>
+          <w:ilvl w:val="0"/>
+          <w:numId w:val="2"/>
+        </w:numPr>
+      </w:pPr>
+      <w:r>
+        <w:t>http://www.farnell.com/datasheets/3759101.pdf</w:t>
+      </w:r>
+    </w:p>
+    <w:p>
+      <w:pPr>
+        <w:pStyle w:val="ListParagraph"/>
+        <w:numPr>
+          <w:ilvl w:val="0"/>
+          <w:numId w:val="2"/>
+        </w:numPr>
+      </w:pPr>
+      <w:r>
+        <w:lastRenderedPageBreak/>
+        <w:t>1 6V 3W Solar panel</w:t>
+      </w:r>
+    </w:p>
+    <w:p>
+      <w:pPr>
+        <w:pStyle w:val="ListParagraph"/>
+        <w:numPr>
+          <w:ilvl w:val="0"/>
+          <w:numId w:val="2"/>
+        </w:numPr>
+      </w:pPr>
+      <w:r>
+        <w:t>KBT 6V3W Waterproof Solar Panel with Type-C Port &amp; DC3.5mm Port &amp; Adjustable Bracket</w:t>
       </w:r>
     </w:p>
     <w:p>
@@ -317,6 +391,18 @@
         </w:numPr>
       </w:pPr>
       <w:r>
+        <w:t>HW-183B</w:t>
+      </w:r>
+    </w:p>
+    <w:p>
+      <w:pPr>
+        <w:pStyle w:val="ListParagraph"/>
+        <w:numPr>
+          <w:ilvl w:val="0"/>
+          <w:numId w:val="2"/>
+        </w:numPr>
+      </w:pPr>
+      <w:r>
         <w:t>1 Buck Converter</w:t>
       </w:r>
     </w:p>
@@ -329,6 +415,18 @@
         </w:numPr>
       </w:pPr>
       <w:r>
+        <w:t>LM-2596 DC-DC</w:t>
+      </w:r>
+    </w:p>
+    <w:p>
+      <w:pPr>
+        <w:pStyle w:val="ListParagraph"/>
+        <w:numPr>
+          <w:ilvl w:val="0"/>
+          <w:numId w:val="2"/>
+        </w:numPr>
+      </w:pPr>
+      <w:r>
         <w:t>TP4056 Battery charging module</w:t>
       </w:r>
     </w:p>
@@ -341,6 +439,18 @@
         </w:numPr>
       </w:pPr>
       <w:r>
+        <w:t>HW-373 v1.2.1 TP4056 for 3.7V battery</w:t>
+      </w:r>
+    </w:p>
+    <w:p>
+      <w:pPr>
+        <w:pStyle w:val="ListParagraph"/>
+        <w:numPr>
+          <w:ilvl w:val="0"/>
+          <w:numId w:val="2"/>
+        </w:numPr>
+      </w:pPr>
+      <w:r>
         <w:t>1 3.7V 6600mAh Li-ion battery</w:t>
       </w:r>
     </w:p>
@@ -353,7 +463,18 @@
         </w:numPr>
       </w:pPr>
       <w:r>
-        <w:lastRenderedPageBreak/>
+        <w:t>PKCELL ICR18650</w:t>
+      </w:r>
+    </w:p>
+    <w:p>
+      <w:pPr>
+        <w:pStyle w:val="ListParagraph"/>
+        <w:numPr>
+          <w:ilvl w:val="0"/>
+          <w:numId w:val="2"/>
+        </w:numPr>
+      </w:pPr>
+      <w:r>
         <w:t>Tons of jumper wires</w:t>
       </w:r>
     </w:p>
@@ -378,23 +499,21 @@
         </w:numPr>
       </w:pPr>
       <w:r>
-        <w:t xml:space="preserve">Security Wire to connect sensors to </w:t>
-      </w:r>
-      <w:r>
-        <w:t>station</w:t>
-      </w:r>
-    </w:p>
-    <w:p>
-      <w:r>
-        <w:t xml:space="preserve">If our outside help can figure out a way to continuously effectively power the system with </w:t>
-      </w:r>
-      <w:proofErr w:type="gramStart"/>
-      <w:r>
-        <w:t>all of</w:t>
-      </w:r>
-      <w:proofErr w:type="gramEnd"/>
-      <w:r>
-        <w:t xml:space="preserve"> the sensors + the SIM7000 module, while being able to attach packets of data over cellular, we should be in good shape.</w:t>
+        <w:t>Security Wire to connect sensors to station</w:t>
+      </w:r>
+    </w:p>
+    <w:p>
+      <w:pPr>
+        <w:pStyle w:val="ListParagraph"/>
+        <w:numPr>
+          <w:ilvl w:val="0"/>
+          <w:numId w:val="2"/>
+        </w:numPr>
+      </w:pPr>
+    </w:p>
+    <w:p>
+      <w:r>
+        <w:t>If our outside help can figure out a way to continuously effectively power the system with all of the sensors + the SIM7000 module, while being able to attach packets of data over cellular, we should be in good shape.</w:t>
       </w:r>
     </w:p>
     <w:p>
